--- a/files/original_student_files/anamnesis_student.docx
+++ b/files/original_student_files/anamnesis_student.docx
@@ -273,7 +273,10 @@
                 <w:r>
                   <w:rPr>
                     <w:rStyle w:val="Textodelmarcadordeposicin"/>
+                    <w:rFonts w:ascii="Arial" w:hAnsi="Arial" w:cs="Arial"/>
                     <w:color w:val="auto"/>
+                    <w:sz w:val="16"/>
+                    <w:szCs w:val="16"/>
                   </w:rPr>
                   <w:t>Haz clic o pulse aquí para escribir texto.</w:t>
                 </w:r>
@@ -398,7 +401,7 @@
                 <w:tag w:val="male"/>
                 <w:id w:val="-65796252"/>
                 <w14:checkbox>
-                  <w14:checked w14:val="0"/>
+                  <w14:checked w14:val="1"/>
                   <w14:checkedState w14:val="2612" w14:font="MS Gothic"/>
                   <w14:uncheckedState w14:val="2610" w14:font="MS Gothic"/>
                 </w14:checkbox>
@@ -408,7 +411,7 @@
                   <w:rPr>
                     <w:rFonts w:ascii="MS Gothic" w:eastAsia="MS Gothic" w:hAnsi="MS Gothic" w:hint="eastAsia"/>
                   </w:rPr>
-                  <w:t>☐</w:t>
+                  <w:t>☒</w:t>
                 </w:r>
               </w:sdtContent>
             </w:sdt>
@@ -471,7 +474,10 @@
                 <w:r>
                   <w:rPr>
                     <w:rStyle w:val="Textodelmarcadordeposicin"/>
+                    <w:rFonts w:ascii="Arial" w:hAnsi="Arial" w:cs="Arial"/>
                     <w:color w:val="auto"/>
+                    <w:sz w:val="16"/>
+                    <w:szCs w:val="16"/>
                   </w:rPr>
                   <w:t>Haz clic o pulse aquí para escribir texto.</w:t>
                 </w:r>
@@ -540,7 +546,10 @@
                 <w:r>
                   <w:rPr>
                     <w:rStyle w:val="Textodelmarcadordeposicin"/>
+                    <w:rFonts w:ascii="Arial" w:hAnsi="Arial" w:cs="Arial"/>
                     <w:color w:val="auto"/>
+                    <w:sz w:val="16"/>
+                    <w:szCs w:val="16"/>
                   </w:rPr>
                   <w:t>Haz clic o pulse aquí para escribir texto.</w:t>
                 </w:r>
@@ -593,7 +602,10 @@
                 <w:r>
                   <w:rPr>
                     <w:rStyle w:val="Textodelmarcadordeposicin"/>
+                    <w:rFonts w:ascii="Arial" w:hAnsi="Arial" w:cs="Arial"/>
                     <w:color w:val="auto"/>
+                    <w:sz w:val="16"/>
+                    <w:szCs w:val="16"/>
                   </w:rPr>
                   <w:t>Haz clic o pulse aquí para escribir texto.</w:t>
                 </w:r>
@@ -669,7 +681,10 @@
                 <w:r>
                   <w:rPr>
                     <w:rStyle w:val="Textodelmarcadordeposicin"/>
+                    <w:rFonts w:ascii="Arial" w:hAnsi="Arial" w:cs="Arial"/>
                     <w:color w:val="auto"/>
+                    <w:sz w:val="16"/>
+                    <w:szCs w:val="16"/>
                   </w:rPr>
                   <w:t>Haz clic o pulse aquí para escribir texto.</w:t>
                 </w:r>
@@ -732,7 +747,10 @@
                 <w:r>
                   <w:rPr>
                     <w:rStyle w:val="Textodelmarcadordeposicin"/>
+                    <w:rFonts w:ascii="Arial" w:hAnsi="Arial" w:cs="Arial"/>
                     <w:color w:val="auto"/>
+                    <w:sz w:val="16"/>
+                    <w:szCs w:val="16"/>
                   </w:rPr>
                   <w:t>Haz clic o pulse aquí para escribir texto.</w:t>
                 </w:r>
@@ -798,7 +816,10 @@
                 <w:r>
                   <w:rPr>
                     <w:rStyle w:val="Textodelmarcadordeposicin"/>
+                    <w:rFonts w:ascii="Arial" w:hAnsi="Arial" w:cs="Arial"/>
                     <w:color w:val="auto"/>
+                    <w:sz w:val="16"/>
+                    <w:szCs w:val="16"/>
                   </w:rPr>
                   <w:t>Haz clic o pulse aquí para escribir texto.</w:t>
                 </w:r>
@@ -858,7 +879,10 @@
                 <w:r>
                   <w:rPr>
                     <w:rStyle w:val="Textodelmarcadordeposicin"/>
+                    <w:rFonts w:ascii="Arial" w:hAnsi="Arial" w:cs="Arial"/>
                     <w:color w:val="auto"/>
+                    <w:sz w:val="16"/>
+                    <w:szCs w:val="16"/>
                   </w:rPr>
                   <w:t>Haz clic o pulse aquí para escribir texto.</w:t>
                 </w:r>
@@ -1070,7 +1094,10 @@
                 <w:r>
                   <w:rPr>
                     <w:rStyle w:val="Textodelmarcadordeposicin"/>
+                    <w:rFonts w:ascii="Arial" w:hAnsi="Arial" w:cs="Arial"/>
                     <w:color w:val="auto"/>
+                    <w:sz w:val="16"/>
+                    <w:szCs w:val="16"/>
                   </w:rPr>
                   <w:t>Haz clic o pulse aquí para escribir texto.</w:t>
                 </w:r>
@@ -1286,7 +1313,10 @@
                 <w:r>
                   <w:rPr>
                     <w:rStyle w:val="Textodelmarcadordeposicin"/>
+                    <w:rFonts w:ascii="Arial" w:hAnsi="Arial" w:cs="Arial"/>
                     <w:color w:val="auto"/>
+                    <w:sz w:val="16"/>
+                    <w:szCs w:val="16"/>
                   </w:rPr>
                   <w:t>Haz clic o pulse aquí para escribir texto.</w:t>
                 </w:r>
@@ -1354,7 +1384,10 @@
                 <w:r>
                   <w:rPr>
                     <w:rStyle w:val="Textodelmarcadordeposicin"/>
+                    <w:rFonts w:ascii="Arial" w:hAnsi="Arial" w:cs="Arial"/>
                     <w:color w:val="auto"/>
+                    <w:sz w:val="16"/>
+                    <w:szCs w:val="16"/>
                   </w:rPr>
                   <w:t>Haz clic o pulse aquí para escribir texto.</w:t>
                 </w:r>
@@ -1469,8 +1502,9 @@
                 </w:pPr>
                 <w:r>
                   <w:rPr>
-                    <w:rStyle w:val="Textodelmarcadordeposicin"/>
-                    <w:color w:val="auto"/>
+                    <w:rFonts w:ascii="Arial" w:hAnsi="Arial" w:cs="Arial"/>
+                    <w:sz w:val="16"/>
+                    <w:szCs w:val="16"/>
                   </w:rPr>
                   <w:t>Haz clic o pulse aquí para escribir texto.</w:t>
                 </w:r>
@@ -1524,7 +1558,10 @@
                 <w:r>
                   <w:rPr>
                     <w:rStyle w:val="Textodelmarcadordeposicin"/>
+                    <w:rFonts w:ascii="Arial" w:hAnsi="Arial" w:cs="Arial"/>
                     <w:color w:val="auto"/>
+                    <w:sz w:val="16"/>
+                    <w:szCs w:val="16"/>
                   </w:rPr>
                   <w:t>Haz clic o pulse aquí para escribir texto.</w:t>
                 </w:r>
@@ -1586,7 +1623,10 @@
                     <w:r>
                       <w:rPr>
                         <w:rStyle w:val="Textodelmarcadordeposicin"/>
+                        <w:rFonts w:ascii="Arial" w:hAnsi="Arial" w:cs="Arial"/>
                         <w:color w:val="auto"/>
+                        <w:sz w:val="16"/>
+                        <w:szCs w:val="16"/>
                       </w:rPr>
                       <w:t>Haz clic o pulse aquí para escribir texto.</w:t>
                     </w:r>
@@ -1648,7 +1688,10 @@
                     <w:r>
                       <w:rPr>
                         <w:rStyle w:val="Textodelmarcadordeposicin"/>
+                        <w:rFonts w:ascii="Arial" w:hAnsi="Arial" w:cs="Arial"/>
                         <w:color w:val="auto"/>
+                        <w:sz w:val="16"/>
+                        <w:szCs w:val="16"/>
                       </w:rPr>
                       <w:t>Haz clic o pulse aquí para escribir texto.</w:t>
                     </w:r>
@@ -1712,7 +1755,10 @@
                     <w:r>
                       <w:rPr>
                         <w:rStyle w:val="Textodelmarcadordeposicin"/>
+                        <w:rFonts w:ascii="Arial" w:hAnsi="Arial" w:cs="Arial"/>
                         <w:color w:val="auto"/>
+                        <w:sz w:val="16"/>
+                        <w:szCs w:val="16"/>
                       </w:rPr>
                       <w:t>Haz clic o pulse aquí para escribir texto.</w:t>
                     </w:r>
@@ -1774,7 +1820,10 @@
                     <w:r>
                       <w:rPr>
                         <w:rStyle w:val="Textodelmarcadordeposicin"/>
+                        <w:rFonts w:ascii="Arial" w:hAnsi="Arial" w:cs="Arial"/>
                         <w:color w:val="auto"/>
+                        <w:sz w:val="16"/>
+                        <w:szCs w:val="16"/>
                       </w:rPr>
                       <w:t>Haz clic o pulse aquí para escribir texto.</w:t>
                     </w:r>
@@ -1842,7 +1891,10 @@
                 <w:r>
                   <w:rPr>
                     <w:rStyle w:val="Textodelmarcadordeposicin"/>
+                    <w:rFonts w:ascii="Arial" w:hAnsi="Arial" w:cs="Arial"/>
                     <w:color w:val="auto"/>
+                    <w:sz w:val="16"/>
+                    <w:szCs w:val="16"/>
                   </w:rPr>
                   <w:t>Haz clic o pulse aquí para escribir texto.</w:t>
                 </w:r>
@@ -1897,7 +1949,10 @@
                 <w:r>
                   <w:rPr>
                     <w:rStyle w:val="Textodelmarcadordeposicin"/>
+                    <w:rFonts w:ascii="Arial" w:hAnsi="Arial" w:cs="Arial"/>
                     <w:color w:val="auto"/>
+                    <w:sz w:val="16"/>
+                    <w:szCs w:val="16"/>
                   </w:rPr>
                   <w:t>Haz clic o pulse aquí para escribir texto.</w:t>
                 </w:r>
@@ -1966,7 +2021,10 @@
                     <w:r>
                       <w:rPr>
                         <w:rStyle w:val="Textodelmarcadordeposicin"/>
+                        <w:rFonts w:ascii="Arial" w:hAnsi="Arial" w:cs="Arial"/>
                         <w:color w:val="auto"/>
+                        <w:sz w:val="16"/>
+                        <w:szCs w:val="16"/>
                       </w:rPr>
                       <w:t>Haz clic o pulse aquí para escribir texto.</w:t>
                     </w:r>
@@ -2007,6 +2065,13 @@
               <w:docPart w:val="8E723AF94AAE43FCB9EE49A5D212FDAB"/>
             </w:placeholder>
           </w:sdtPr>
+          <w:sdtEndPr>
+            <w:rPr>
+              <w:rFonts w:ascii="Arial" w:hAnsi="Arial" w:cs="Arial"/>
+              <w:sz w:val="16"/>
+              <w:szCs w:val="16"/>
+            </w:rPr>
+          </w:sdtEndPr>
           <w:sdtContent>
             <w:sdt>
               <w:sdtPr>
@@ -2020,6 +2085,13 @@
                   <w:docPart w:val="2E1F273F167F4B7FBFAFFE4D1DE6171A"/>
                 </w:placeholder>
               </w:sdtPr>
+              <w:sdtEndPr>
+                <w:rPr>
+                  <w:rFonts w:ascii="Arial" w:hAnsi="Arial" w:cs="Arial"/>
+                  <w:sz w:val="16"/>
+                  <w:szCs w:val="16"/>
+                </w:rPr>
+              </w:sdtEndPr>
               <w:sdtContent>
                 <w:sdt>
                   <w:sdtPr>
@@ -2034,6 +2106,13 @@
                     </w:placeholder>
                     <w:showingPlcHdr/>
                   </w:sdtPr>
+                  <w:sdtEndPr>
+                    <w:rPr>
+                      <w:rFonts w:ascii="Arial" w:hAnsi="Arial" w:cs="Arial"/>
+                      <w:sz w:val="16"/>
+                      <w:szCs w:val="16"/>
+                    </w:rPr>
+                  </w:sdtEndPr>
                   <w:sdtContent>
                     <w:tc>
                       <w:tcPr>
@@ -2048,7 +2127,10 @@
                         <w:r>
                           <w:rPr>
                             <w:rStyle w:val="Textodelmarcadordeposicin"/>
+                            <w:rFonts w:ascii="Arial" w:hAnsi="Arial" w:cs="Arial"/>
                             <w:color w:val="auto"/>
+                            <w:sz w:val="16"/>
+                            <w:szCs w:val="16"/>
                           </w:rPr>
                           <w:t>Haz clic o pulse aquí para escribir texto.</w:t>
                         </w:r>
@@ -2116,7 +2198,10 @@
                     <w:r>
                       <w:rPr>
                         <w:rStyle w:val="Textodelmarcadordeposicin"/>
+                        <w:rFonts w:ascii="Arial" w:hAnsi="Arial" w:cs="Arial"/>
                         <w:color w:val="auto"/>
+                        <w:sz w:val="16"/>
+                        <w:szCs w:val="16"/>
                       </w:rPr>
                       <w:t>Haz clic o pulse aquí para escribir texto.</w:t>
                     </w:r>
@@ -2180,7 +2265,10 @@
                     <w:r>
                       <w:rPr>
                         <w:rStyle w:val="Textodelmarcadordeposicin"/>
+                        <w:rFonts w:ascii="Arial" w:hAnsi="Arial" w:cs="Arial"/>
                         <w:color w:val="auto"/>
+                        <w:sz w:val="16"/>
+                        <w:szCs w:val="16"/>
                       </w:rPr>
                       <w:t>Haz clic o pulse aquí para escribir texto.</w:t>
                     </w:r>
@@ -2249,7 +2337,10 @@
                     <w:r>
                       <w:rPr>
                         <w:rStyle w:val="Textodelmarcadordeposicin"/>
+                        <w:rFonts w:ascii="Arial" w:hAnsi="Arial" w:cs="Arial"/>
                         <w:color w:val="auto"/>
+                        <w:sz w:val="16"/>
+                        <w:szCs w:val="16"/>
                       </w:rPr>
                       <w:t>Haz clic o pulse aquí para escribir texto.</w:t>
                     </w:r>
@@ -2319,7 +2410,10 @@
                     <w:r>
                       <w:rPr>
                         <w:rStyle w:val="Textodelmarcadordeposicin"/>
+                        <w:rFonts w:ascii="Arial" w:hAnsi="Arial" w:cs="Arial"/>
                         <w:color w:val="auto"/>
+                        <w:sz w:val="16"/>
+                        <w:szCs w:val="16"/>
                       </w:rPr>
                       <w:t>Haz clic o pulse aquí para escribir texto.</w:t>
                     </w:r>
@@ -2388,7 +2482,10 @@
                     <w:r>
                       <w:rPr>
                         <w:rStyle w:val="Textodelmarcadordeposicin"/>
+                        <w:rFonts w:ascii="Arial" w:hAnsi="Arial" w:cs="Arial"/>
                         <w:color w:val="auto"/>
+                        <w:sz w:val="16"/>
+                        <w:szCs w:val="16"/>
                       </w:rPr>
                       <w:t>Haz clic o pulse aquí para escribir texto.</w:t>
                     </w:r>
@@ -2454,7 +2551,10 @@
                 <w:r>
                   <w:rPr>
                     <w:rStyle w:val="Textodelmarcadordeposicin"/>
+                    <w:rFonts w:ascii="Arial" w:hAnsi="Arial" w:cs="Arial"/>
                     <w:color w:val="auto"/>
+                    <w:sz w:val="16"/>
+                    <w:szCs w:val="16"/>
                   </w:rPr>
                   <w:t>Haz clic o pulse aquí para escribir texto.</w:t>
                 </w:r>
@@ -2561,7 +2661,10 @@
                 <w:r>
                   <w:rPr>
                     <w:rStyle w:val="Textodelmarcadordeposicin"/>
+                    <w:rFonts w:ascii="Arial" w:hAnsi="Arial" w:cs="Arial"/>
                     <w:color w:val="auto"/>
+                    <w:sz w:val="16"/>
+                    <w:szCs w:val="16"/>
                   </w:rPr>
                   <w:t>Haz clic o pulse aquí para escribir texto.</w:t>
                 </w:r>
@@ -2615,7 +2718,10 @@
                 <w:r>
                   <w:rPr>
                     <w:rStyle w:val="Textodelmarcadordeposicin"/>
+                    <w:rFonts w:ascii="Arial" w:hAnsi="Arial" w:cs="Arial"/>
                     <w:color w:val="auto"/>
+                    <w:sz w:val="16"/>
+                    <w:szCs w:val="16"/>
                   </w:rPr>
                   <w:t>Haz clic o pulse aquí para escribir texto.</w:t>
                 </w:r>
@@ -2666,7 +2772,10 @@
                 <w:r>
                   <w:rPr>
                     <w:rStyle w:val="Textodelmarcadordeposicin"/>
+                    <w:rFonts w:ascii="Arial" w:hAnsi="Arial" w:cs="Arial"/>
                     <w:color w:val="auto"/>
+                    <w:sz w:val="16"/>
+                    <w:szCs w:val="16"/>
                   </w:rPr>
                   <w:t>Haz clic o pulse aquí para escribir texto.</w:t>
                 </w:r>
@@ -2715,7 +2824,10 @@
                 <w:r>
                   <w:rPr>
                     <w:rStyle w:val="Textodelmarcadordeposicin"/>
+                    <w:rFonts w:ascii="Arial" w:hAnsi="Arial" w:cs="Arial"/>
                     <w:color w:val="auto"/>
+                    <w:sz w:val="16"/>
+                    <w:szCs w:val="16"/>
                   </w:rPr>
                   <w:t>Haz clic o pulse aquí para escribir texto.</w:t>
                 </w:r>
@@ -2766,7 +2878,10 @@
                 <w:r>
                   <w:rPr>
                     <w:rStyle w:val="Textodelmarcadordeposicin"/>
+                    <w:rFonts w:ascii="Arial" w:hAnsi="Arial" w:cs="Arial"/>
                     <w:color w:val="auto"/>
+                    <w:sz w:val="16"/>
+                    <w:szCs w:val="16"/>
                   </w:rPr>
                   <w:t>Haz clic o pulse aquí para escribir texto.</w:t>
                 </w:r>
@@ -2815,7 +2930,10 @@
                 <w:r>
                   <w:rPr>
                     <w:rStyle w:val="Textodelmarcadordeposicin"/>
+                    <w:rFonts w:ascii="Arial" w:hAnsi="Arial" w:cs="Arial"/>
                     <w:color w:val="auto"/>
+                    <w:sz w:val="16"/>
+                    <w:szCs w:val="16"/>
                   </w:rPr>
                   <w:t>Haz clic o pulse aquí para escribir texto.</w:t>
                 </w:r>
@@ -2840,7 +2958,6 @@
               <w:rPr>
                 <w:szCs w:val="20"/>
               </w:rPr>
-              <w:lastRenderedPageBreak/>
               <w:t>3. Fecha de la entrevista:</w:t>
             </w:r>
           </w:p>
@@ -2872,7 +2989,10 @@
                 <w:r>
                   <w:rPr>
                     <w:rStyle w:val="Textodelmarcadordeposicin"/>
+                    <w:rFonts w:ascii="Arial" w:hAnsi="Arial" w:cs="Arial"/>
                     <w:color w:val="auto"/>
+                    <w:sz w:val="16"/>
+                    <w:szCs w:val="16"/>
                   </w:rPr>
                   <w:t>Haz clic o pulse aquí para escribir texto.</w:t>
                 </w:r>
@@ -2926,7 +3046,10 @@
                 <w:r>
                   <w:rPr>
                     <w:rStyle w:val="Textodelmarcadordeposicin"/>
+                    <w:rFonts w:ascii="Arial" w:hAnsi="Arial" w:cs="Arial"/>
                     <w:color w:val="auto"/>
+                    <w:sz w:val="16"/>
+                    <w:szCs w:val="16"/>
                   </w:rPr>
                   <w:t>Haz clic o pulse aquí para escribir texto.</w:t>
                 </w:r>
@@ -2952,6 +3075,7 @@
               <w:rPr>
                 <w:szCs w:val="20"/>
               </w:rPr>
+              <w:lastRenderedPageBreak/>
               <w:t>Nombre:</w:t>
             </w:r>
             <w:r>
@@ -2977,7 +3101,10 @@
                 <w:r>
                   <w:rPr>
                     <w:rStyle w:val="Textodelmarcadordeposicin"/>
+                    <w:rFonts w:ascii="Arial" w:hAnsi="Arial" w:cs="Arial"/>
                     <w:color w:val="auto"/>
+                    <w:sz w:val="16"/>
+                    <w:szCs w:val="16"/>
                   </w:rPr>
                   <w:t>Haz clic o pulse aquí para escribir texto.</w:t>
                 </w:r>
@@ -3026,7 +3153,10 @@
                 <w:r>
                   <w:rPr>
                     <w:rStyle w:val="Textodelmarcadordeposicin"/>
+                    <w:rFonts w:ascii="Arial" w:hAnsi="Arial" w:cs="Arial"/>
                     <w:color w:val="auto"/>
+                    <w:sz w:val="16"/>
+                    <w:szCs w:val="16"/>
                   </w:rPr>
                   <w:t>Haz clic o pulse aquí para escribir texto.</w:t>
                 </w:r>
@@ -3077,7 +3207,10 @@
                 <w:r>
                   <w:rPr>
                     <w:rStyle w:val="Textodelmarcadordeposicin"/>
+                    <w:rFonts w:ascii="Arial" w:hAnsi="Arial" w:cs="Arial"/>
                     <w:color w:val="auto"/>
+                    <w:sz w:val="16"/>
+                    <w:szCs w:val="16"/>
                   </w:rPr>
                   <w:t>Haz clic o pulse aquí para escribir texto.</w:t>
                 </w:r>
@@ -3126,7 +3259,10 @@
                 <w:r>
                   <w:rPr>
                     <w:rStyle w:val="Textodelmarcadordeposicin"/>
+                    <w:rFonts w:ascii="Arial" w:hAnsi="Arial" w:cs="Arial"/>
                     <w:color w:val="auto"/>
+                    <w:sz w:val="16"/>
+                    <w:szCs w:val="16"/>
                   </w:rPr>
                   <w:t>Haz clic o pulse aquí para escribir texto.</w:t>
                 </w:r>
@@ -3229,7 +3365,6 @@
             <w:tcW w:w="9498" w:type="dxa"/>
           </w:tcPr>
           <w:p/>
-          <w:p/>
           <w:sdt>
             <w:sdtPr>
               <w:alias w:val="interview_reason"/>
@@ -3242,10 +3377,16 @@
             </w:sdtPr>
             <w:sdtContent>
               <w:p>
+                <w:pPr>
+                  <w:jc w:val="both"/>
+                </w:pPr>
                 <w:r>
                   <w:rPr>
                     <w:rStyle w:val="Textodelmarcadordeposicin"/>
+                    <w:rFonts w:ascii="Arial" w:hAnsi="Arial" w:cs="Arial"/>
                     <w:color w:val="auto"/>
+                    <w:sz w:val="16"/>
+                    <w:szCs w:val="16"/>
                   </w:rPr>
                   <w:t>Haz clic o pulse aquí para escribir texto.</w:t>
                 </w:r>
@@ -3528,7 +3669,10 @@
                 <w:r>
                   <w:rPr>
                     <w:rStyle w:val="Textodelmarcadordeposicin"/>
+                    <w:rFonts w:ascii="Arial" w:hAnsi="Arial" w:cs="Arial"/>
                     <w:color w:val="auto"/>
+                    <w:sz w:val="16"/>
+                    <w:szCs w:val="16"/>
                   </w:rPr>
                   <w:t>Haz clic o pulse aquí para escribir texto.</w:t>
                 </w:r>
@@ -3576,7 +3720,10 @@
                 <w:r>
                   <w:rPr>
                     <w:rStyle w:val="Textodelmarcadordeposicin"/>
+                    <w:rFonts w:ascii="Arial" w:hAnsi="Arial" w:cs="Arial"/>
                     <w:color w:val="auto"/>
+                    <w:sz w:val="16"/>
+                    <w:szCs w:val="16"/>
                   </w:rPr>
                   <w:t>Haz clic o pulse aquí para escribir texto.</w:t>
                 </w:r>
@@ -3626,7 +3773,10 @@
                 <w:r>
                   <w:rPr>
                     <w:rStyle w:val="Textodelmarcadordeposicin"/>
+                    <w:rFonts w:ascii="Arial" w:hAnsi="Arial" w:cs="Arial"/>
                     <w:color w:val="auto"/>
+                    <w:sz w:val="16"/>
+                    <w:szCs w:val="16"/>
                   </w:rPr>
                   <w:t>Haz clic o pulse aquí para escribir texto.</w:t>
                 </w:r>
@@ -3674,7 +3824,10 @@
                 <w:r>
                   <w:rPr>
                     <w:rStyle w:val="Textodelmarcadordeposicin"/>
+                    <w:rFonts w:ascii="Arial" w:hAnsi="Arial" w:cs="Arial"/>
                     <w:color w:val="auto"/>
+                    <w:sz w:val="16"/>
+                    <w:szCs w:val="16"/>
                   </w:rPr>
                   <w:t>Haz clic o pulse aquí para escribir texto.</w:t>
                 </w:r>
@@ -3724,7 +3877,10 @@
                 <w:r>
                   <w:rPr>
                     <w:rStyle w:val="Textodelmarcadordeposicin"/>
+                    <w:rFonts w:ascii="Arial" w:hAnsi="Arial" w:cs="Arial"/>
                     <w:color w:val="auto"/>
+                    <w:sz w:val="16"/>
+                    <w:szCs w:val="16"/>
                   </w:rPr>
                   <w:t>Haz clic o pulse aquí para escribir texto.</w:t>
                 </w:r>
@@ -3772,7 +3928,10 @@
                 <w:r>
                   <w:rPr>
                     <w:rStyle w:val="Textodelmarcadordeposicin"/>
+                    <w:rFonts w:ascii="Arial" w:hAnsi="Arial" w:cs="Arial"/>
                     <w:color w:val="auto"/>
+                    <w:sz w:val="16"/>
+                    <w:szCs w:val="16"/>
                   </w:rPr>
                   <w:t>Haz clic o pulse aquí para escribir texto.</w:t>
                 </w:r>
@@ -3822,7 +3981,10 @@
                 <w:r>
                   <w:rPr>
                     <w:rStyle w:val="Textodelmarcadordeposicin"/>
+                    <w:rFonts w:ascii="Arial" w:hAnsi="Arial" w:cs="Arial"/>
                     <w:color w:val="auto"/>
+                    <w:sz w:val="16"/>
+                    <w:szCs w:val="16"/>
                   </w:rPr>
                   <w:t>Haz clic o pulse aquí para escribir texto.</w:t>
                 </w:r>
@@ -3870,7 +4032,10 @@
                 <w:r>
                   <w:rPr>
                     <w:rStyle w:val="Textodelmarcadordeposicin"/>
+                    <w:rFonts w:ascii="Arial" w:hAnsi="Arial" w:cs="Arial"/>
                     <w:color w:val="auto"/>
+                    <w:sz w:val="16"/>
+                    <w:szCs w:val="16"/>
                   </w:rPr>
                   <w:t>Haz clic o pulse aquí para escribir texto.</w:t>
                 </w:r>
@@ -3920,7 +4085,10 @@
                 <w:r>
                   <w:rPr>
                     <w:rStyle w:val="Textodelmarcadordeposicin"/>
+                    <w:rFonts w:ascii="Arial" w:hAnsi="Arial" w:cs="Arial"/>
                     <w:color w:val="auto"/>
+                    <w:sz w:val="16"/>
+                    <w:szCs w:val="16"/>
                   </w:rPr>
                   <w:t>Haz clic o pulse aquí para escribir texto.</w:t>
                 </w:r>
@@ -3968,7 +4136,10 @@
                 <w:r>
                   <w:rPr>
                     <w:rStyle w:val="Textodelmarcadordeposicin"/>
+                    <w:rFonts w:ascii="Arial" w:hAnsi="Arial" w:cs="Arial"/>
                     <w:color w:val="auto"/>
+                    <w:sz w:val="16"/>
+                    <w:szCs w:val="16"/>
                   </w:rPr>
                   <w:t>Haz clic o pulse aquí para escribir texto.</w:t>
                 </w:r>
@@ -4087,7 +4258,7 @@
                 <w:tag w:val="bknormal"/>
                 <w:id w:val="-89784761"/>
                 <w14:checkbox>
-                  <w14:checked w14:val="0"/>
+                  <w14:checked w14:val="1"/>
                   <w14:checkedState w14:val="2612" w14:font="MS Gothic"/>
                   <w14:uncheckedState w14:val="2610" w14:font="MS Gothic"/>
                 </w14:checkbox>
@@ -4097,7 +4268,7 @@
                   <w:rPr>
                     <w:rFonts w:ascii="MS Gothic" w:eastAsia="MS Gothic" w:hAnsi="MS Gothic" w:hint="eastAsia"/>
                   </w:rPr>
-                  <w:t>☐</w:t>
+                  <w:t>☒</w:t>
                 </w:r>
               </w:sdtContent>
             </w:sdt>
@@ -4113,7 +4284,7 @@
                 <w:tag w:val="bkassisted"/>
                 <w:id w:val="1414819356"/>
                 <w14:checkbox>
-                  <w14:checked w14:val="0"/>
+                  <w14:checked w14:val="1"/>
                   <w14:checkedState w14:val="2612" w14:font="MS Gothic"/>
                   <w14:uncheckedState w14:val="2610" w14:font="MS Gothic"/>
                 </w14:checkbox>
@@ -4123,7 +4294,7 @@
                   <w:rPr>
                     <w:rFonts w:ascii="MS Gothic" w:eastAsia="MS Gothic" w:hAnsi="MS Gothic" w:hint="eastAsia"/>
                   </w:rPr>
-                  <w:t>☐</w:t>
+                  <w:t>☒</w:t>
                 </w:r>
               </w:sdtContent>
             </w:sdt>
@@ -4139,7 +4310,7 @@
                 <w:tag w:val="bkforceps"/>
                 <w:id w:val="2137833653"/>
                 <w14:checkbox>
-                  <w14:checked w14:val="0"/>
+                  <w14:checked w14:val="1"/>
                   <w14:checkedState w14:val="2612" w14:font="MS Gothic"/>
                   <w14:uncheckedState w14:val="2610" w14:font="MS Gothic"/>
                 </w14:checkbox>
@@ -4149,7 +4320,7 @@
                   <w:rPr>
                     <w:rFonts w:ascii="MS Gothic" w:eastAsia="MS Gothic" w:hAnsi="MS Gothic" w:hint="eastAsia"/>
                   </w:rPr>
-                  <w:t>☐</w:t>
+                  <w:t>☒</w:t>
                 </w:r>
               </w:sdtContent>
             </w:sdt>
@@ -4165,7 +4336,7 @@
                 <w:tag w:val="bkcesarean"/>
                 <w:id w:val="1102386670"/>
                 <w14:checkbox>
-                  <w14:checked w14:val="0"/>
+                  <w14:checked w14:val="1"/>
                   <w14:checkedState w14:val="2612" w14:font="MS Gothic"/>
                   <w14:uncheckedState w14:val="2610" w14:font="MS Gothic"/>
                 </w14:checkbox>
@@ -4175,7 +4346,7 @@
                   <w:rPr>
                     <w:rFonts w:ascii="MS Gothic" w:eastAsia="MS Gothic" w:hAnsi="MS Gothic" w:hint="eastAsia"/>
                   </w:rPr>
-                  <w:t>☐</w:t>
+                  <w:t>☒</w:t>
                 </w:r>
               </w:sdtContent>
             </w:sdt>
@@ -4214,7 +4385,10 @@
                 <w:r>
                   <w:rPr>
                     <w:rStyle w:val="Textodelmarcadordeposicin"/>
+                    <w:rFonts w:ascii="Arial" w:hAnsi="Arial" w:cs="Arial"/>
                     <w:color w:val="auto"/>
+                    <w:sz w:val="16"/>
+                    <w:szCs w:val="16"/>
                   </w:rPr>
                   <w:t>Haz clic o pulse aquí para escribir texto.</w:t>
                 </w:r>
@@ -4293,7 +4467,7 @@
                 <w:tag w:val="ban"/>
                 <w:id w:val="1882362075"/>
                 <w14:checkbox>
-                  <w14:checked w14:val="0"/>
+                  <w14:checked w14:val="1"/>
                   <w14:checkedState w14:val="2612" w14:font="MS Gothic"/>
                   <w14:uncheckedState w14:val="2610" w14:font="MS Gothic"/>
                 </w14:checkbox>
@@ -4303,7 +4477,7 @@
                   <w:rPr>
                     <w:rFonts w:ascii="MS Gothic" w:eastAsia="MS Gothic" w:hAnsi="MS Gothic" w:hint="eastAsia"/>
                   </w:rPr>
-                  <w:t>☐</w:t>
+                  <w:t>☒</w:t>
                 </w:r>
               </w:sdtContent>
             </w:sdt>
@@ -4363,7 +4537,10 @@
                 <w:r>
                   <w:rPr>
                     <w:rStyle w:val="Textodelmarcadordeposicin"/>
+                    <w:rFonts w:ascii="Arial" w:hAnsi="Arial" w:cs="Arial"/>
                     <w:color w:val="auto"/>
+                    <w:sz w:val="16"/>
+                    <w:szCs w:val="16"/>
                   </w:rPr>
                   <w:t>Haz clic o pulse aquí para escribir texto.</w:t>
                 </w:r>
@@ -4412,7 +4589,10 @@
                 <w:r>
                   <w:rPr>
                     <w:rStyle w:val="Textodelmarcadordeposicin"/>
+                    <w:rFonts w:ascii="Arial" w:hAnsi="Arial" w:cs="Arial"/>
                     <w:color w:val="auto"/>
+                    <w:sz w:val="16"/>
+                    <w:szCs w:val="16"/>
                   </w:rPr>
                   <w:t>Haz clic o pulse aquí para escribir texto.</w:t>
                 </w:r>
@@ -4458,17 +4638,8 @@
                 <w:i/>
                 <w:szCs w:val="20"/>
               </w:rPr>
-              <w:t xml:space="preserve"> Embarazo y Parto:</w:t>
-            </w:r>
-          </w:p>
-          <w:p/>
-          <w:p>
-            <w:pPr>
-              <w:spacing w:line="276" w:lineRule="auto"/>
-              <w:rPr>
-                <w:b/>
-              </w:rPr>
-            </w:pPr>
+              <w:t xml:space="preserve"> Embarazo y Parto</w:t>
+            </w:r>
           </w:p>
           <w:sdt>
             <w:sdtPr>
@@ -4486,7 +4657,7 @@
             <w:sdtContent>
               <w:p>
                 <w:pPr>
-                  <w:spacing w:line="276" w:lineRule="auto"/>
+                  <w:jc w:val="both"/>
                   <w:rPr>
                     <w:b/>
                   </w:rPr>
@@ -4494,7 +4665,10 @@
                 <w:r>
                   <w:rPr>
                     <w:rStyle w:val="Textodelmarcadordeposicin"/>
+                    <w:rFonts w:ascii="Arial" w:hAnsi="Arial" w:cs="Arial"/>
                     <w:color w:val="auto"/>
+                    <w:sz w:val="16"/>
+                    <w:szCs w:val="16"/>
                   </w:rPr>
                   <w:t>Haz clic o pulse aquí para escribir texto.</w:t>
                 </w:r>
@@ -5501,7 +5675,10 @@
                 <w:r>
                   <w:rPr>
                     <w:rStyle w:val="Textodelmarcadordeposicin"/>
+                    <w:rFonts w:ascii="Arial" w:hAnsi="Arial" w:cs="Arial"/>
                     <w:color w:val="auto"/>
+                    <w:sz w:val="16"/>
+                    <w:szCs w:val="16"/>
                   </w:rPr>
                   <w:t>Haz clic o pulse aquí para escribir texto.</w:t>
                 </w:r>
@@ -6302,7 +6479,6 @@
               <w:rPr>
                 <w:szCs w:val="20"/>
               </w:rPr>
-              <w:lastRenderedPageBreak/>
               <w:t>Fija la cabeza:</w:t>
             </w:r>
             <w:r>
@@ -6328,7 +6504,10 @@
                 <w:r>
                   <w:rPr>
                     <w:rStyle w:val="Textodelmarcadordeposicin"/>
+                    <w:rFonts w:ascii="Arial" w:hAnsi="Arial" w:cs="Arial"/>
                     <w:color w:val="auto"/>
+                    <w:sz w:val="16"/>
+                    <w:szCs w:val="16"/>
                   </w:rPr>
                   <w:t>Haz clic o pulse aquí para escribir texto.</w:t>
                 </w:r>
@@ -6379,7 +6558,10 @@
                 <w:r>
                   <w:rPr>
                     <w:rStyle w:val="Textodelmarcadordeposicin"/>
+                    <w:rFonts w:ascii="Arial" w:hAnsi="Arial" w:cs="Arial"/>
                     <w:color w:val="auto"/>
+                    <w:sz w:val="16"/>
+                    <w:szCs w:val="16"/>
                   </w:rPr>
                   <w:t>Haz clic o pulse aquí para escribir texto.</w:t>
                 </w:r>
@@ -6430,7 +6612,10 @@
                 <w:r>
                   <w:rPr>
                     <w:rStyle w:val="Textodelmarcadordeposicin"/>
+                    <w:rFonts w:ascii="Arial" w:hAnsi="Arial" w:cs="Arial"/>
                     <w:color w:val="auto"/>
+                    <w:sz w:val="16"/>
+                    <w:szCs w:val="16"/>
                   </w:rPr>
                   <w:t>Haz clic o pulse aquí para escribir texto.</w:t>
                 </w:r>
@@ -6486,7 +6671,10 @@
                 <w:r>
                   <w:rPr>
                     <w:rStyle w:val="Textodelmarcadordeposicin"/>
+                    <w:rFonts w:ascii="Arial" w:hAnsi="Arial" w:cs="Arial"/>
                     <w:color w:val="auto"/>
+                    <w:sz w:val="16"/>
+                    <w:szCs w:val="16"/>
                   </w:rPr>
                   <w:t>Haz clic o pulse aquí para escribir texto.</w:t>
                 </w:r>
@@ -6537,7 +6725,10 @@
                 <w:r>
                   <w:rPr>
                     <w:rStyle w:val="Textodelmarcadordeposicin"/>
+                    <w:rFonts w:ascii="Arial" w:hAnsi="Arial" w:cs="Arial"/>
                     <w:color w:val="auto"/>
+                    <w:sz w:val="16"/>
+                    <w:szCs w:val="16"/>
                   </w:rPr>
                   <w:t>Haz clic o pulse aquí para escribir texto.</w:t>
                 </w:r>
@@ -6588,7 +6779,10 @@
                 <w:r>
                   <w:rPr>
                     <w:rStyle w:val="Textodelmarcadordeposicin"/>
+                    <w:rFonts w:ascii="Arial" w:hAnsi="Arial" w:cs="Arial"/>
                     <w:color w:val="auto"/>
+                    <w:sz w:val="16"/>
+                    <w:szCs w:val="16"/>
                   </w:rPr>
                   <w:t>Haz clic o pulse aquí para escribir texto.</w:t>
                 </w:r>
@@ -6631,6 +6825,7 @@
               <w:rPr>
                 <w:szCs w:val="20"/>
               </w:rPr>
+              <w:lastRenderedPageBreak/>
               <w:t>Diurno:</w:t>
             </w:r>
             <w:r>
@@ -6703,7 +6898,10 @@
                 <w:r>
                   <w:rPr>
                     <w:rStyle w:val="Textodelmarcadordeposicin"/>
+                    <w:rFonts w:ascii="Arial" w:hAnsi="Arial" w:cs="Arial"/>
                     <w:color w:val="auto"/>
+                    <w:sz w:val="16"/>
+                    <w:szCs w:val="16"/>
                   </w:rPr>
                   <w:t>Haz clic o pulse aquí para escribir texto.</w:t>
                 </w:r>
@@ -6727,6 +6925,7 @@
               <w:rPr>
                 <w:szCs w:val="20"/>
               </w:rPr>
+              <w:lastRenderedPageBreak/>
               <w:t xml:space="preserve">Controla esfínter anal </w:t>
             </w:r>
           </w:p>
@@ -6743,6 +6942,7 @@
               <w:rPr>
                 <w:szCs w:val="20"/>
               </w:rPr>
+              <w:lastRenderedPageBreak/>
               <w:t>Diurno:</w:t>
             </w:r>
             <w:r>
@@ -6803,7 +7003,10 @@
                 <w:r>
                   <w:rPr>
                     <w:rStyle w:val="Textodelmarcadordeposicin"/>
+                    <w:rFonts w:ascii="Arial" w:hAnsi="Arial" w:cs="Arial"/>
                     <w:color w:val="auto"/>
+                    <w:sz w:val="16"/>
+                    <w:szCs w:val="16"/>
                   </w:rPr>
                   <w:t>Haz clic o pulse aquí para escribir texto.</w:t>
                 </w:r>
@@ -11132,6 +11335,10 @@
                 <w:r>
                   <w:rPr>
                     <w:rStyle w:val="Textodelmarcadordeposicin"/>
+                    <w:rFonts w:ascii="Arial" w:hAnsi="Arial" w:cs="Arial"/>
+                    <w:color w:val="000000" w:themeColor="text1"/>
+                    <w:sz w:val="16"/>
+                    <w:szCs w:val="16"/>
                   </w:rPr>
                   <w:t>Haz clic o pulse aquí para escribir texto.</w:t>
                 </w:r>
@@ -11163,7 +11370,6 @@
                 <w:b/>
                 <w:szCs w:val="20"/>
               </w:rPr>
-              <w:lastRenderedPageBreak/>
               <w:t>Características del lenguaje expresivo</w:t>
             </w:r>
           </w:p>
@@ -11675,6 +11881,7 @@
                 <w:color w:val="000000"/>
                 <w:szCs w:val="20"/>
               </w:rPr>
+              <w:lastRenderedPageBreak/>
               <w:t>Emite palabras</w:t>
             </w:r>
             <w:r>
@@ -12869,7 +13076,10 @@
                 <w:r>
                   <w:rPr>
                     <w:rStyle w:val="Textodelmarcadordeposicin"/>
+                    <w:rFonts w:ascii="Arial" w:hAnsi="Arial" w:cs="Arial"/>
                     <w:color w:val="auto"/>
+                    <w:sz w:val="16"/>
+                    <w:szCs w:val="16"/>
                   </w:rPr>
                   <w:t>Haz clic o pulse aquí para escribir texto.</w:t>
                 </w:r>
@@ -13894,8 +14104,16 @@
               <w:rPr>
                 <w:szCs w:val="20"/>
               </w:rPr>
-              <w:t>Presenta lenguaje ecolálico</w:t>
-            </w:r>
+              <w:t xml:space="preserve">Presenta lenguaje </w:t>
+            </w:r>
+            <w:proofErr w:type="spellStart"/>
+            <w:r>
+              <w:rPr>
+                <w:szCs w:val="20"/>
+              </w:rPr>
+              <w:t>ecolálico</w:t>
+            </w:r>
+            <w:proofErr w:type="spellEnd"/>
           </w:p>
         </w:tc>
         <w:tc>
@@ -15341,8 +15559,16 @@
               <w:rPr>
                 <w:szCs w:val="20"/>
               </w:rPr>
-              <w:t>Enfermedad infecto-contagiosa</w:t>
-            </w:r>
+              <w:t xml:space="preserve">Enfermedad </w:t>
+            </w:r>
+            <w:proofErr w:type="gramStart"/>
+            <w:r>
+              <w:rPr>
+                <w:szCs w:val="20"/>
+              </w:rPr>
+              <w:t>infecto-contagiosa</w:t>
+            </w:r>
+            <w:proofErr w:type="gramEnd"/>
           </w:p>
         </w:tc>
         <w:tc>
@@ -16042,7 +16268,10 @@
                 <w:r>
                   <w:rPr>
                     <w:rStyle w:val="Textodelmarcadordeposicin"/>
+                    <w:rFonts w:ascii="Arial" w:hAnsi="Arial" w:cs="Arial"/>
                     <w:color w:val="auto"/>
+                    <w:sz w:val="16"/>
+                    <w:szCs w:val="16"/>
                   </w:rPr>
                   <w:t>Haz clic o pulse aquí para escribir texto.</w:t>
                 </w:r>
@@ -16498,6 +16727,10 @@
                 <w:r>
                   <w:rPr>
                     <w:rStyle w:val="Textodelmarcadordeposicin"/>
+                    <w:rFonts w:ascii="Arial" w:hAnsi="Arial" w:cs="Arial"/>
+                    <w:color w:val="000000" w:themeColor="text1"/>
+                    <w:sz w:val="16"/>
+                    <w:szCs w:val="16"/>
                   </w:rPr>
                   <w:t>Haz clic o pulse aquí para escribir texto.</w:t>
                 </w:r>
@@ -16797,6 +17030,10 @@
                 <w:r>
                   <w:rPr>
                     <w:rStyle w:val="Textodelmarcadordeposicin"/>
+                    <w:rFonts w:ascii="Arial" w:hAnsi="Arial" w:cs="Arial"/>
+                    <w:color w:val="000000" w:themeColor="text1"/>
+                    <w:sz w:val="16"/>
+                    <w:szCs w:val="16"/>
                   </w:rPr>
                   <w:t>Haz clic o pulse aquí para escribir texto.</w:t>
                 </w:r>
@@ -17182,6 +17419,10 @@
                 <w:r>
                   <w:rPr>
                     <w:rStyle w:val="Textodelmarcadordeposicin"/>
+                    <w:rFonts w:ascii="Arial" w:hAnsi="Arial" w:cs="Arial"/>
+                    <w:color w:val="000000" w:themeColor="text1"/>
+                    <w:sz w:val="16"/>
+                    <w:szCs w:val="16"/>
                   </w:rPr>
                   <w:t>Haz clic o pulse aquí para escribir texto.</w:t>
                 </w:r>
@@ -17261,6 +17502,7 @@
           <w:b/>
           <w:szCs w:val="20"/>
         </w:rPr>
+        <w:lastRenderedPageBreak/>
         <w:t>ANTECEDENTES FAMILIARES</w:t>
       </w:r>
     </w:p>
@@ -17519,7 +17761,10 @@
                 <w:r>
                   <w:rPr>
                     <w:rStyle w:val="Textodelmarcadordeposicin"/>
+                    <w:rFonts w:ascii="Arial" w:hAnsi="Arial" w:cs="Arial"/>
                     <w:color w:val="auto"/>
+                    <w:sz w:val="16"/>
+                    <w:szCs w:val="16"/>
                   </w:rPr>
                   <w:t>Haz clic o pulse aquí para escribir texto.</w:t>
                 </w:r>
@@ -17557,7 +17802,10 @@
                 <w:r>
                   <w:rPr>
                     <w:rStyle w:val="Textodelmarcadordeposicin"/>
+                    <w:rFonts w:ascii="Arial" w:hAnsi="Arial" w:cs="Arial"/>
                     <w:color w:val="auto"/>
+                    <w:sz w:val="16"/>
+                    <w:szCs w:val="16"/>
                   </w:rPr>
                   <w:t>Haz clic o pulse aquí para escribir texto.</w:t>
                 </w:r>
@@ -17595,7 +17843,10 @@
                 <w:r>
                   <w:rPr>
                     <w:rStyle w:val="Textodelmarcadordeposicin"/>
+                    <w:rFonts w:ascii="Arial" w:hAnsi="Arial" w:cs="Arial"/>
                     <w:color w:val="auto"/>
+                    <w:sz w:val="16"/>
+                    <w:szCs w:val="16"/>
                   </w:rPr>
                   <w:t>Haz clic o pulse aquí para escribir texto.</w:t>
                 </w:r>
@@ -17633,7 +17884,10 @@
                 <w:r>
                   <w:rPr>
                     <w:rStyle w:val="Textodelmarcadordeposicin"/>
+                    <w:rFonts w:ascii="Arial" w:hAnsi="Arial" w:cs="Arial"/>
                     <w:color w:val="auto"/>
+                    <w:sz w:val="16"/>
+                    <w:szCs w:val="16"/>
                   </w:rPr>
                   <w:t>Haz clic o pulse aquí para escribir texto.</w:t>
                 </w:r>
@@ -17671,7 +17925,10 @@
                 <w:r>
                   <w:rPr>
                     <w:rStyle w:val="Textodelmarcadordeposicin"/>
+                    <w:rFonts w:ascii="Arial" w:hAnsi="Arial" w:cs="Arial"/>
                     <w:color w:val="auto"/>
+                    <w:sz w:val="16"/>
+                    <w:szCs w:val="16"/>
                   </w:rPr>
                   <w:t>Haz clic o pulse aquí para escribir texto.</w:t>
                 </w:r>
@@ -17732,7 +17989,10 @@
                 <w:r>
                   <w:rPr>
                     <w:rStyle w:val="Textodelmarcadordeposicin"/>
+                    <w:rFonts w:ascii="Arial" w:hAnsi="Arial" w:cs="Arial"/>
                     <w:color w:val="auto"/>
+                    <w:sz w:val="16"/>
+                    <w:szCs w:val="16"/>
                   </w:rPr>
                   <w:t>Haz clic o pulse aquí para escribir texto.</w:t>
                 </w:r>
@@ -17770,7 +18030,10 @@
                 <w:r>
                   <w:rPr>
                     <w:rStyle w:val="Textodelmarcadordeposicin"/>
+                    <w:rFonts w:ascii="Arial" w:hAnsi="Arial" w:cs="Arial"/>
                     <w:color w:val="auto"/>
+                    <w:sz w:val="16"/>
+                    <w:szCs w:val="16"/>
                   </w:rPr>
                   <w:t>Haz clic o pulse aquí para escribir texto.</w:t>
                 </w:r>
@@ -17808,7 +18071,10 @@
                 <w:r>
                   <w:rPr>
                     <w:rStyle w:val="Textodelmarcadordeposicin"/>
+                    <w:rFonts w:ascii="Arial" w:hAnsi="Arial" w:cs="Arial"/>
                     <w:color w:val="auto"/>
+                    <w:sz w:val="16"/>
+                    <w:szCs w:val="16"/>
                   </w:rPr>
                   <w:t>Haz clic o pulse aquí para escribir texto.</w:t>
                 </w:r>
@@ -17846,7 +18112,10 @@
                 <w:r>
                   <w:rPr>
                     <w:rStyle w:val="Textodelmarcadordeposicin"/>
+                    <w:rFonts w:ascii="Arial" w:hAnsi="Arial" w:cs="Arial"/>
                     <w:color w:val="auto"/>
+                    <w:sz w:val="16"/>
+                    <w:szCs w:val="16"/>
                   </w:rPr>
                   <w:t>Haz clic o pulse aquí para escribir texto.</w:t>
                 </w:r>
@@ -17884,7 +18153,10 @@
                 <w:r>
                   <w:rPr>
                     <w:rStyle w:val="Textodelmarcadordeposicin"/>
+                    <w:rFonts w:ascii="Arial" w:hAnsi="Arial" w:cs="Arial"/>
                     <w:color w:val="auto"/>
+                    <w:sz w:val="16"/>
+                    <w:szCs w:val="16"/>
                   </w:rPr>
                   <w:t>Haz clic o pulse aquí para escribir texto.</w:t>
                 </w:r>
@@ -17945,7 +18217,10 @@
                 <w:r>
                   <w:rPr>
                     <w:rStyle w:val="Textodelmarcadordeposicin"/>
+                    <w:rFonts w:ascii="Arial" w:hAnsi="Arial" w:cs="Arial"/>
                     <w:color w:val="auto"/>
+                    <w:sz w:val="16"/>
+                    <w:szCs w:val="16"/>
                   </w:rPr>
                   <w:t>Haz clic o pulse aquí para escribir texto.</w:t>
                 </w:r>
@@ -17983,7 +18258,10 @@
                 <w:r>
                   <w:rPr>
                     <w:rStyle w:val="Textodelmarcadordeposicin"/>
+                    <w:rFonts w:ascii="Arial" w:hAnsi="Arial" w:cs="Arial"/>
                     <w:color w:val="auto"/>
+                    <w:sz w:val="16"/>
+                    <w:szCs w:val="16"/>
                   </w:rPr>
                   <w:t>Haz clic o pulse aquí para escribir texto.</w:t>
                 </w:r>
@@ -18021,7 +18299,10 @@
                 <w:r>
                   <w:rPr>
                     <w:rStyle w:val="Textodelmarcadordeposicin"/>
+                    <w:rFonts w:ascii="Arial" w:hAnsi="Arial" w:cs="Arial"/>
                     <w:color w:val="auto"/>
+                    <w:sz w:val="16"/>
+                    <w:szCs w:val="16"/>
                   </w:rPr>
                   <w:t>Haz clic o pulse aquí para escribir texto.</w:t>
                 </w:r>
@@ -18059,7 +18340,10 @@
                 <w:r>
                   <w:rPr>
                     <w:rStyle w:val="Textodelmarcadordeposicin"/>
+                    <w:rFonts w:ascii="Arial" w:hAnsi="Arial" w:cs="Arial"/>
                     <w:color w:val="auto"/>
+                    <w:sz w:val="16"/>
+                    <w:szCs w:val="16"/>
                   </w:rPr>
                   <w:t>Haz clic o pulse aquí para escribir texto.</w:t>
                 </w:r>
@@ -18097,7 +18381,10 @@
                 <w:r>
                   <w:rPr>
                     <w:rStyle w:val="Textodelmarcadordeposicin"/>
+                    <w:rFonts w:ascii="Arial" w:hAnsi="Arial" w:cs="Arial"/>
                     <w:color w:val="auto"/>
+                    <w:sz w:val="16"/>
+                    <w:szCs w:val="16"/>
                   </w:rPr>
                   <w:t>Haz clic o pulse aquí para escribir texto.</w:t>
                 </w:r>
@@ -18158,7 +18445,10 @@
                 <w:r>
                   <w:rPr>
                     <w:rStyle w:val="Textodelmarcadordeposicin"/>
+                    <w:rFonts w:ascii="Arial" w:hAnsi="Arial" w:cs="Arial"/>
                     <w:color w:val="auto"/>
+                    <w:sz w:val="16"/>
+                    <w:szCs w:val="16"/>
                   </w:rPr>
                   <w:t>Haz clic o pulse aquí para escribir texto.</w:t>
                 </w:r>
@@ -18196,7 +18486,10 @@
                 <w:r>
                   <w:rPr>
                     <w:rStyle w:val="Textodelmarcadordeposicin"/>
+                    <w:rFonts w:ascii="Arial" w:hAnsi="Arial" w:cs="Arial"/>
                     <w:color w:val="auto"/>
+                    <w:sz w:val="16"/>
+                    <w:szCs w:val="16"/>
                   </w:rPr>
                   <w:t>Haz clic o pulse aquí para escribir texto.</w:t>
                 </w:r>
@@ -18234,7 +18527,10 @@
                 <w:r>
                   <w:rPr>
                     <w:rStyle w:val="Textodelmarcadordeposicin"/>
+                    <w:rFonts w:ascii="Arial" w:hAnsi="Arial" w:cs="Arial"/>
                     <w:color w:val="auto"/>
+                    <w:sz w:val="16"/>
+                    <w:szCs w:val="16"/>
                   </w:rPr>
                   <w:t>Haz clic o pulse aquí para escribir texto.</w:t>
                 </w:r>
@@ -18272,7 +18568,10 @@
                 <w:r>
                   <w:rPr>
                     <w:rStyle w:val="Textodelmarcadordeposicin"/>
+                    <w:rFonts w:ascii="Arial" w:hAnsi="Arial" w:cs="Arial"/>
                     <w:color w:val="auto"/>
+                    <w:sz w:val="16"/>
+                    <w:szCs w:val="16"/>
                   </w:rPr>
                   <w:t>Haz clic o pulse aquí para escribir texto.</w:t>
                 </w:r>
@@ -18310,7 +18609,10 @@
                 <w:r>
                   <w:rPr>
                     <w:rStyle w:val="Textodelmarcadordeposicin"/>
+                    <w:rFonts w:ascii="Arial" w:hAnsi="Arial" w:cs="Arial"/>
                     <w:color w:val="auto"/>
+                    <w:sz w:val="16"/>
+                    <w:szCs w:val="16"/>
                   </w:rPr>
                   <w:t>Haz clic o pulse aquí para escribir texto.</w:t>
                 </w:r>
@@ -18371,7 +18673,10 @@
                 <w:r>
                   <w:rPr>
                     <w:rStyle w:val="Textodelmarcadordeposicin"/>
+                    <w:rFonts w:ascii="Arial" w:hAnsi="Arial" w:cs="Arial"/>
                     <w:color w:val="auto"/>
+                    <w:sz w:val="16"/>
+                    <w:szCs w:val="16"/>
                   </w:rPr>
                   <w:t>Haz clic o pulse aquí para escribir texto.</w:t>
                 </w:r>
@@ -18409,7 +18714,10 @@
                 <w:r>
                   <w:rPr>
                     <w:rStyle w:val="Textodelmarcadordeposicin"/>
+                    <w:rFonts w:ascii="Arial" w:hAnsi="Arial" w:cs="Arial"/>
                     <w:color w:val="auto"/>
+                    <w:sz w:val="16"/>
+                    <w:szCs w:val="16"/>
                   </w:rPr>
                   <w:t>Haz clic o pulse aquí para escribir texto.</w:t>
                 </w:r>
@@ -18447,17 +18755,12 @@
                 <w:r>
                   <w:rPr>
                     <w:rStyle w:val="Textodelmarcadordeposicin"/>
+                    <w:rFonts w:ascii="Arial" w:hAnsi="Arial" w:cs="Arial"/>
                     <w:color w:val="auto"/>
-                  </w:rPr>
-                  <w:t xml:space="preserve">Haz clic o pulse aquí para </w:t>
-                </w:r>
-                <w:r>
-                  <w:rPr>
-                    <w:rStyle w:val="Textodelmarcadordeposicin"/>
-                    <w:color w:val="auto"/>
-                  </w:rPr>
-                  <w:lastRenderedPageBreak/>
-                  <w:t>escribir texto.</w:t>
+                    <w:sz w:val="16"/>
+                    <w:szCs w:val="16"/>
+                  </w:rPr>
+                  <w:t>Haz clic o pulse aquí para escribir texto.</w:t>
                 </w:r>
               </w:sdtContent>
             </w:sdt>
@@ -18493,7 +18796,10 @@
                 <w:r>
                   <w:rPr>
                     <w:rStyle w:val="Textodelmarcadordeposicin"/>
+                    <w:rFonts w:ascii="Arial" w:hAnsi="Arial" w:cs="Arial"/>
                     <w:color w:val="auto"/>
+                    <w:sz w:val="16"/>
+                    <w:szCs w:val="16"/>
                   </w:rPr>
                   <w:t>Haz clic o pulse aquí para escribir texto.</w:t>
                 </w:r>
@@ -18531,7 +18837,10 @@
                 <w:r>
                   <w:rPr>
                     <w:rStyle w:val="Textodelmarcadordeposicin"/>
+                    <w:rFonts w:ascii="Arial" w:hAnsi="Arial" w:cs="Arial"/>
                     <w:color w:val="auto"/>
+                    <w:sz w:val="16"/>
+                    <w:szCs w:val="16"/>
                   </w:rPr>
                   <w:t>Haz clic o pulse aquí para escribir texto.</w:t>
                 </w:r>
@@ -18592,6 +18901,10 @@
                 <w:r>
                   <w:rPr>
                     <w:rStyle w:val="Textodelmarcadordeposicin"/>
+                    <w:rFonts w:ascii="Arial" w:hAnsi="Arial" w:cs="Arial"/>
+                    <w:color w:val="000000" w:themeColor="text1"/>
+                    <w:sz w:val="16"/>
+                    <w:szCs w:val="16"/>
                   </w:rPr>
                   <w:t>Haz clic o pulse aquí para escribir texto.</w:t>
                 </w:r>
@@ -18629,7 +18942,10 @@
                 <w:r>
                   <w:rPr>
                     <w:rStyle w:val="Textodelmarcadordeposicin"/>
+                    <w:rFonts w:ascii="Arial" w:hAnsi="Arial" w:cs="Arial"/>
                     <w:color w:val="auto"/>
+                    <w:sz w:val="16"/>
+                    <w:szCs w:val="16"/>
                   </w:rPr>
                   <w:t>Haz clic o pulse aquí para escribir texto.</w:t>
                 </w:r>
@@ -18667,7 +18983,10 @@
                 <w:r>
                   <w:rPr>
                     <w:rStyle w:val="Textodelmarcadordeposicin"/>
+                    <w:rFonts w:ascii="Arial" w:hAnsi="Arial" w:cs="Arial"/>
                     <w:color w:val="auto"/>
+                    <w:sz w:val="16"/>
+                    <w:szCs w:val="16"/>
                   </w:rPr>
                   <w:t>Haz clic o pulse aquí para escribir texto.</w:t>
                 </w:r>
@@ -18705,7 +19024,10 @@
                 <w:r>
                   <w:rPr>
                     <w:rStyle w:val="Textodelmarcadordeposicin"/>
+                    <w:rFonts w:ascii="Arial" w:hAnsi="Arial" w:cs="Arial"/>
                     <w:color w:val="auto"/>
+                    <w:sz w:val="16"/>
+                    <w:szCs w:val="16"/>
                   </w:rPr>
                   <w:t>Haz clic o pulse aquí para escribir texto.</w:t>
                 </w:r>
@@ -18743,7 +19065,10 @@
                 <w:r>
                   <w:rPr>
                     <w:rStyle w:val="Textodelmarcadordeposicin"/>
+                    <w:rFonts w:ascii="Arial" w:hAnsi="Arial" w:cs="Arial"/>
                     <w:color w:val="auto"/>
+                    <w:sz w:val="16"/>
+                    <w:szCs w:val="16"/>
                   </w:rPr>
                   <w:t>Haz clic o pulse aquí para escribir texto.</w:t>
                 </w:r>
@@ -18773,6 +19098,7 @@
               <w:rPr>
                 <w:szCs w:val="20"/>
               </w:rPr>
+              <w:lastRenderedPageBreak/>
               <w:t>7</w:t>
             </w:r>
             <w:r>
@@ -18804,7 +19130,10 @@
                 <w:r>
                   <w:rPr>
                     <w:rStyle w:val="Textodelmarcadordeposicin"/>
+                    <w:rFonts w:ascii="Arial" w:hAnsi="Arial" w:cs="Arial"/>
                     <w:color w:val="auto"/>
+                    <w:sz w:val="16"/>
+                    <w:szCs w:val="16"/>
                   </w:rPr>
                   <w:t>Haz clic o pulse aquí para escribir texto.</w:t>
                 </w:r>
@@ -18842,7 +19171,10 @@
                 <w:r>
                   <w:rPr>
                     <w:rStyle w:val="Textodelmarcadordeposicin"/>
+                    <w:rFonts w:ascii="Arial" w:hAnsi="Arial" w:cs="Arial"/>
                     <w:color w:val="auto"/>
+                    <w:sz w:val="16"/>
+                    <w:szCs w:val="16"/>
                   </w:rPr>
                   <w:t>Haz clic o pulse aquí para escribir texto.</w:t>
                 </w:r>
@@ -18880,7 +19212,10 @@
                 <w:r>
                   <w:rPr>
                     <w:rStyle w:val="Textodelmarcadordeposicin"/>
+                    <w:rFonts w:ascii="Arial" w:hAnsi="Arial" w:cs="Arial"/>
                     <w:color w:val="auto"/>
+                    <w:sz w:val="16"/>
+                    <w:szCs w:val="16"/>
                   </w:rPr>
                   <w:t>Haz clic o pulse aquí para escribir texto.</w:t>
                 </w:r>
@@ -18918,7 +19253,10 @@
                 <w:r>
                   <w:rPr>
                     <w:rStyle w:val="Textodelmarcadordeposicin"/>
+                    <w:rFonts w:ascii="Arial" w:hAnsi="Arial" w:cs="Arial"/>
                     <w:color w:val="auto"/>
+                    <w:sz w:val="16"/>
+                    <w:szCs w:val="16"/>
                   </w:rPr>
                   <w:t>Haz clic o pulse aquí para escribir texto.</w:t>
                 </w:r>
@@ -18956,7 +19294,10 @@
                 <w:r>
                   <w:rPr>
                     <w:rStyle w:val="Textodelmarcadordeposicin"/>
+                    <w:rFonts w:ascii="Arial" w:hAnsi="Arial" w:cs="Arial"/>
                     <w:color w:val="auto"/>
+                    <w:sz w:val="16"/>
+                    <w:szCs w:val="16"/>
                   </w:rPr>
                   <w:t>Haz clic o pulse aquí para escribir texto.</w:t>
                 </w:r>
@@ -19017,7 +19358,10 @@
                 <w:r>
                   <w:rPr>
                     <w:rStyle w:val="Textodelmarcadordeposicin"/>
+                    <w:rFonts w:ascii="Arial" w:hAnsi="Arial" w:cs="Arial"/>
                     <w:color w:val="auto"/>
+                    <w:sz w:val="16"/>
+                    <w:szCs w:val="16"/>
                   </w:rPr>
                   <w:t>Haz clic o pulse aquí para escribir texto.</w:t>
                 </w:r>
@@ -19055,7 +19399,10 @@
                 <w:r>
                   <w:rPr>
                     <w:rStyle w:val="Textodelmarcadordeposicin"/>
+                    <w:rFonts w:ascii="Arial" w:hAnsi="Arial" w:cs="Arial"/>
                     <w:color w:val="auto"/>
+                    <w:sz w:val="16"/>
+                    <w:szCs w:val="16"/>
                   </w:rPr>
                   <w:t>Haz clic o pulse aquí para escribir texto.</w:t>
                 </w:r>
@@ -19093,7 +19440,10 @@
                 <w:r>
                   <w:rPr>
                     <w:rStyle w:val="Textodelmarcadordeposicin"/>
+                    <w:rFonts w:ascii="Arial" w:hAnsi="Arial" w:cs="Arial"/>
                     <w:color w:val="auto"/>
+                    <w:sz w:val="16"/>
+                    <w:szCs w:val="16"/>
                   </w:rPr>
                   <w:t>Haz clic o pulse aquí para escribir texto.</w:t>
                 </w:r>
@@ -19131,7 +19481,10 @@
                 <w:r>
                   <w:rPr>
                     <w:rStyle w:val="Textodelmarcadordeposicin"/>
+                    <w:rFonts w:ascii="Arial" w:hAnsi="Arial" w:cs="Arial"/>
                     <w:color w:val="auto"/>
+                    <w:sz w:val="16"/>
+                    <w:szCs w:val="16"/>
                   </w:rPr>
                   <w:t>Haz clic o pulse aquí para escribir texto.</w:t>
                 </w:r>
@@ -19169,7 +19522,10 @@
                 <w:r>
                   <w:rPr>
                     <w:rStyle w:val="Textodelmarcadordeposicin"/>
+                    <w:rFonts w:ascii="Arial" w:hAnsi="Arial" w:cs="Arial"/>
                     <w:color w:val="auto"/>
+                    <w:sz w:val="16"/>
+                    <w:szCs w:val="16"/>
                   </w:rPr>
                   <w:t>Haz clic o pulse aquí para escribir texto.</w:t>
                 </w:r>
@@ -19292,10 +19648,16 @@
             </w:sdtPr>
             <w:sdtContent>
               <w:p>
+                <w:pPr>
+                  <w:jc w:val="both"/>
+                </w:pPr>
                 <w:r>
                   <w:rPr>
                     <w:rStyle w:val="Textodelmarcadordeposicin"/>
+                    <w:rFonts w:ascii="Arial" w:hAnsi="Arial" w:cs="Arial"/>
                     <w:color w:val="auto"/>
+                    <w:sz w:val="16"/>
+                    <w:szCs w:val="16"/>
                   </w:rPr>
                   <w:t>Haz clic o pulse aquí para escribir texto.</w:t>
                 </w:r>
@@ -19349,10 +19711,16 @@
             </w:sdtPr>
             <w:sdtContent>
               <w:p>
+                <w:pPr>
+                  <w:jc w:val="both"/>
+                </w:pPr>
                 <w:r>
                   <w:rPr>
                     <w:rStyle w:val="Textodelmarcadordeposicin"/>
+                    <w:rFonts w:ascii="Arial" w:hAnsi="Arial" w:cs="Arial"/>
                     <w:color w:val="auto"/>
+                    <w:sz w:val="16"/>
+                    <w:szCs w:val="16"/>
                   </w:rPr>
                   <w:t>Haz clic o pulse aquí para escribir texto.</w:t>
                 </w:r>
@@ -19519,7 +19887,10 @@
                 <w:r>
                   <w:rPr>
                     <w:rStyle w:val="Textodelmarcadordeposicin"/>
+                    <w:rFonts w:ascii="Arial" w:hAnsi="Arial" w:cs="Arial"/>
                     <w:color w:val="auto"/>
+                    <w:sz w:val="16"/>
+                    <w:szCs w:val="16"/>
                   </w:rPr>
                   <w:t>Haz clic o pulse aquí para escribir texto.</w:t>
                 </w:r>
@@ -19662,11 +20033,19 @@
                 <w:szCs w:val="20"/>
               </w:rPr>
             </w:pPr>
-            <w:r>
-              <w:rPr>
-                <w:szCs w:val="20"/>
-              </w:rPr>
-              <w:t>Nº de colegios en que ha estudiado</w:t>
+            <w:proofErr w:type="spellStart"/>
+            <w:r>
+              <w:rPr>
+                <w:szCs w:val="20"/>
+              </w:rPr>
+              <w:t>Nº</w:t>
+            </w:r>
+            <w:proofErr w:type="spellEnd"/>
+            <w:r>
+              <w:rPr>
+                <w:szCs w:val="20"/>
+              </w:rPr>
+              <w:t xml:space="preserve"> de colegios en que ha estudiado</w:t>
             </w:r>
           </w:p>
         </w:tc>
@@ -19699,17 +20078,12 @@
                 <w:r>
                   <w:rPr>
                     <w:rStyle w:val="Textodelmarcadordeposicin"/>
+                    <w:rFonts w:ascii="Arial" w:hAnsi="Arial" w:cs="Arial"/>
                     <w:color w:val="auto"/>
-                  </w:rPr>
-                  <w:t xml:space="preserve">Haz clic o pulse aquí </w:t>
-                </w:r>
-                <w:r>
-                  <w:rPr>
-                    <w:rStyle w:val="Textodelmarcadordeposicin"/>
-                    <w:color w:val="auto"/>
-                  </w:rPr>
-                  <w:lastRenderedPageBreak/>
-                  <w:t>para escribir texto.</w:t>
+                    <w:sz w:val="16"/>
+                    <w:szCs w:val="16"/>
+                  </w:rPr>
+                  <w:t>Haz clic o pulse aquí para escribir texto.</w:t>
                 </w:r>
               </w:p>
             </w:tc>
@@ -19730,7 +20104,6 @@
               <w:rPr>
                 <w:szCs w:val="20"/>
               </w:rPr>
-              <w:lastRenderedPageBreak/>
               <w:t>Modalidad de enseñanza</w:t>
             </w:r>
           </w:p>
@@ -19874,7 +20247,10 @@
                 <w:r>
                   <w:rPr>
                     <w:rStyle w:val="Textodelmarcadordeposicin"/>
+                    <w:rFonts w:ascii="Arial" w:hAnsi="Arial" w:cs="Arial"/>
                     <w:color w:val="auto"/>
+                    <w:sz w:val="16"/>
+                    <w:szCs w:val="16"/>
                   </w:rPr>
                   <w:t>Haz clic o pulse aquí para escribir texto.</w:t>
                 </w:r>
@@ -20042,7 +20418,10 @@
                 <w:r>
                   <w:rPr>
                     <w:rStyle w:val="Textodelmarcadordeposicin"/>
+                    <w:rFonts w:ascii="Arial" w:hAnsi="Arial" w:cs="Arial"/>
                     <w:color w:val="auto"/>
+                    <w:sz w:val="16"/>
+                    <w:szCs w:val="16"/>
                   </w:rPr>
                   <w:t>Haz clic o pulse aquí para escribir texto.</w:t>
                 </w:r>
@@ -20084,7 +20463,10 @@
                 <w:r>
                   <w:rPr>
                     <w:rStyle w:val="Textodelmarcadordeposicin"/>
+                    <w:rFonts w:ascii="Arial" w:hAnsi="Arial" w:cs="Arial"/>
                     <w:color w:val="auto"/>
+                    <w:sz w:val="16"/>
+                    <w:szCs w:val="16"/>
                   </w:rPr>
                   <w:t>Haz clic o pulse aquí para escribir texto.</w:t>
                 </w:r>
@@ -20175,7 +20557,10 @@
                 <w:r>
                   <w:rPr>
                     <w:rStyle w:val="Textodelmarcadordeposicin"/>
+                    <w:rFonts w:ascii="Arial" w:hAnsi="Arial" w:cs="Arial"/>
                     <w:color w:val="auto"/>
+                    <w:sz w:val="16"/>
+                    <w:szCs w:val="16"/>
                   </w:rPr>
                   <w:t>Haz clic o pulse aquí para escribir texto.</w:t>
                 </w:r>
@@ -20916,6 +21301,7 @@
                 <w:b/>
                 <w:szCs w:val="20"/>
               </w:rPr>
+              <w:lastRenderedPageBreak/>
               <w:t>Actitud de la familia</w:t>
             </w:r>
           </w:p>
@@ -22159,7 +22545,10 @@
                 <w:r>
                   <w:rPr>
                     <w:rStyle w:val="Textodelmarcadordeposicin"/>
+                    <w:rFonts w:ascii="Arial" w:hAnsi="Arial" w:cs="Arial"/>
                     <w:color w:val="auto"/>
+                    <w:sz w:val="16"/>
+                    <w:szCs w:val="16"/>
                   </w:rPr>
                   <w:t>Haz clic o pulse aquí para escribir texto.</w:t>
                 </w:r>
@@ -28200,6 +28589,13 @@
     <w:pitch w:val="variable"/>
     <w:sig w:usb0="E1002EFF" w:usb1="C000605B" w:usb2="00000029" w:usb3="00000000" w:csb0="000101FF" w:csb1="00000000"/>
   </w:font>
+  <w:font w:name="Arial">
+    <w:panose1 w:val="020B0604020202020204"/>
+    <w:charset w:val="00"/>
+    <w:family w:val="swiss"/>
+    <w:pitch w:val="variable"/>
+    <w:sig w:usb0="E0002EFF" w:usb1="C000785B" w:usb2="00000009" w:usb3="00000000" w:csb0="000001FF" w:csb1="00000000"/>
+  </w:font>
   <w:font w:name="MS Gothic">
     <w:altName w:val="ＭＳ ゴシック"/>
     <w:panose1 w:val="020B0609070205080204"/>
@@ -28250,11 +28646,13 @@
     <w:rsid w:val="001707B1"/>
     <w:rsid w:val="001C0D6C"/>
     <w:rsid w:val="00366EAA"/>
+    <w:rsid w:val="00441BA1"/>
     <w:rsid w:val="004517BC"/>
     <w:rsid w:val="00553A8D"/>
     <w:rsid w:val="005558F8"/>
     <w:rsid w:val="00573D00"/>
     <w:rsid w:val="005C5ECF"/>
+    <w:rsid w:val="0060680F"/>
     <w:rsid w:val="0067601C"/>
     <w:rsid w:val="00794184"/>
     <w:rsid w:val="00A57ECA"/>
